--- a/downloads/documents/05 Materials/Unit 07/Slides/Slides 07.03 - ACT FAST Think On Your Feet.docx
+++ b/downloads/documents/05 Materials/Unit 07/Slides/Slides 07.03 - ACT FAST Think On Your Feet.docx
@@ -895,7 +895,7 @@
     <w:sectPr>
       <w:headerReference w:type="default" r:id="rId9"/>
       <w:pgSz w:w="12240" w:h="15840"/>
-      <w:pgMar w:top="1440" w:bottom="1440" w:left="1440" w:right="1440" w:header="504"/>
+      <w:pgMar w:top="1296" w:bottom="1296" w:left="1296" w:right="1296" w:header="504"/>
     </w:sectPr>
   </w:body>
 </w:document>

--- a/downloads/documents/05 Materials/Unit 07/Slides/Slides 07.03 - ACT FAST Think On Your Feet.docx
+++ b/downloads/documents/05 Materials/Unit 07/Slides/Slides 07.03 - ACT FAST Think On Your Feet.docx
@@ -327,7 +327,7 @@
         <w:pStyle w:val="Compact"/>
       </w:pPr>
       <w:r>
-        <w:t xml:space="preserve">No commentary in between</w:t>
+        <w:t xml:space="preserve">No comments in between</w:t>
       </w:r>
       <w:r>
         <w:t xml:space="preserve"> </w:t>
@@ -537,7 +537,7 @@
         <w:pStyle w:val="Compact"/>
       </w:pPr>
       <w:r>
-        <w:t xml:space="preserve">Did you start inside the ten seconds, or did you stall?</w:t>
+        <w:t xml:space="preserve">Did you start inside the ten seconds, or did you freeze?</w:t>
       </w:r>
     </w:p>
     <w:p>
@@ -668,7 +668,7 @@
         <w:pStyle w:val="Compact"/>
       </w:pPr>
       <w:r>
-        <w:t xml:space="preserve">Or did you narrate being confused?</w:t>
+        <w:t xml:space="preserve">Or did you just talk about being confused?</w:t>
       </w:r>
     </w:p>
     <w:p>
@@ -820,7 +820,7 @@
         <w:pStyle w:val="Compact"/>
       </w:pPr>
       <w:r>
-        <w:t xml:space="preserve">One sentence of evidence each.</w:t>
+        <w:t xml:space="preserve">One sentence of evidence (proof) for each.</w:t>
       </w:r>
       <w:r>
         <w:t xml:space="preserve"> </w:t>
